--- a/a7/build/out/u4/A7 Unit 4 Solving Problems with Rational Numbers - Test.docx
+++ b/a7/build/out/u4/A7 Unit 4 Solving Problems with Rational Numbers - Test.docx
@@ -101,7 +101,7 @@
                 <w:color w:val="1A1A1A"/>
                 <w:sz w:val="20"/>
               </w:rPr>
-              <w:t>Name______________________</w:t>
+              <w:t>Name__________________</w:t>
             </w:r>
           </w:p>
           <w:p>
@@ -115,7 +115,7 @@
                 <w:color w:val="1A1A1A"/>
                 <w:sz w:val="20"/>
               </w:rPr>
-              <w:t>Date______________________</w:t>
+              <w:t>Date__________________</w:t>
             </w:r>
           </w:p>
           <w:p>
@@ -129,7 +129,7 @@
                 <w:color w:val="1A1A1A"/>
                 <w:sz w:val="20"/>
               </w:rPr>
-              <w:t>Period____________________</w:t>
+              <w:t>Period________________</w:t>
             </w:r>
           </w:p>
         </w:tc>
@@ -320,7 +320,7 @@
             <w:r>
               <w:drawing>
                 <wp:inline xmlns:a="http://schemas.openxmlformats.org/drawingml/2006/main" xmlns:pic="http://schemas.openxmlformats.org/drawingml/2006/picture">
-                  <wp:extent cx="1551432" cy="170688"/>
+                  <wp:extent cx="1520952" cy="161544"/>
                   <wp:docPr id="1" name="Picture 1"/>
                   <wp:cNvGraphicFramePr>
                     <a:graphicFrameLocks noChangeAspect="1"/>
@@ -329,7 +329,7 @@
                     <a:graphicData uri="http://schemas.openxmlformats.org/drawingml/2006/picture">
                       <pic:pic>
                         <pic:nvPicPr>
-                          <pic:cNvPr id="0" name="711bc2d13a079158.png"/>
+                          <pic:cNvPr id="0" name="ef2b6a8feb083944.png"/>
                           <pic:cNvPicPr/>
                         </pic:nvPicPr>
                         <pic:blipFill>
@@ -341,7 +341,7 @@
                         <pic:spPr>
                           <a:xfrm>
                             <a:off x="0" y="0"/>
-                            <a:ext cx="1551432" cy="170688"/>
+                            <a:ext cx="1520952" cy="161544"/>
                           </a:xfrm>
                           <a:prstGeom prst="rect"/>
                         </pic:spPr>
@@ -389,7 +389,7 @@
             <w:r>
               <w:drawing>
                 <wp:inline xmlns:a="http://schemas.openxmlformats.org/drawingml/2006/main" xmlns:pic="http://schemas.openxmlformats.org/drawingml/2006/picture">
-                  <wp:extent cx="1709928" cy="173736"/>
+                  <wp:extent cx="1673352" cy="161544"/>
                   <wp:docPr id="2" name="Picture 2"/>
                   <wp:cNvGraphicFramePr>
                     <a:graphicFrameLocks noChangeAspect="1"/>
@@ -398,7 +398,7 @@
                     <a:graphicData uri="http://schemas.openxmlformats.org/drawingml/2006/picture">
                       <pic:pic>
                         <pic:nvPicPr>
-                          <pic:cNvPr id="0" name="082c85d6df4a02a2.png"/>
+                          <pic:cNvPr id="0" name="78a2c6cfa34e4e5f.png"/>
                           <pic:cNvPicPr/>
                         </pic:nvPicPr>
                         <pic:blipFill>
@@ -410,7 +410,7 @@
                         <pic:spPr>
                           <a:xfrm>
                             <a:off x="0" y="0"/>
-                            <a:ext cx="1709928" cy="173736"/>
+                            <a:ext cx="1673352" cy="161544"/>
                           </a:xfrm>
                           <a:prstGeom prst="rect"/>
                         </pic:spPr>
@@ -458,7 +458,7 @@
             <w:r>
               <w:drawing>
                 <wp:inline xmlns:a="http://schemas.openxmlformats.org/drawingml/2006/main" xmlns:pic="http://schemas.openxmlformats.org/drawingml/2006/picture">
-                  <wp:extent cx="1551432" cy="170688"/>
+                  <wp:extent cx="1539240" cy="161544"/>
                   <wp:docPr id="3" name="Picture 3"/>
                   <wp:cNvGraphicFramePr>
                     <a:graphicFrameLocks noChangeAspect="1"/>
@@ -467,7 +467,7 @@
                     <a:graphicData uri="http://schemas.openxmlformats.org/drawingml/2006/picture">
                       <pic:pic>
                         <pic:nvPicPr>
-                          <pic:cNvPr id="0" name="2b9aad315a5cd596.png"/>
+                          <pic:cNvPr id="0" name="e6eae71a5e4b8b08.png"/>
                           <pic:cNvPicPr/>
                         </pic:nvPicPr>
                         <pic:blipFill>
@@ -479,7 +479,7 @@
                         <pic:spPr>
                           <a:xfrm>
                             <a:off x="0" y="0"/>
-                            <a:ext cx="1551432" cy="170688"/>
+                            <a:ext cx="1539240" cy="161544"/>
                           </a:xfrm>
                           <a:prstGeom prst="rect"/>
                         </pic:spPr>
@@ -527,7 +527,7 @@
             <w:r>
               <w:drawing>
                 <wp:inline xmlns:a="http://schemas.openxmlformats.org/drawingml/2006/main" xmlns:pic="http://schemas.openxmlformats.org/drawingml/2006/picture">
-                  <wp:extent cx="1551432" cy="170688"/>
+                  <wp:extent cx="1539240" cy="161544"/>
                   <wp:docPr id="4" name="Picture 4"/>
                   <wp:cNvGraphicFramePr>
                     <a:graphicFrameLocks noChangeAspect="1"/>
@@ -536,7 +536,7 @@
                     <a:graphicData uri="http://schemas.openxmlformats.org/drawingml/2006/picture">
                       <pic:pic>
                         <pic:nvPicPr>
-                          <pic:cNvPr id="0" name="5bdf445f1cbfe124.png"/>
+                          <pic:cNvPr id="0" name="d5f83b2d2e3097f5.png"/>
                           <pic:cNvPicPr/>
                         </pic:nvPicPr>
                         <pic:blipFill>
@@ -548,7 +548,7 @@
                         <pic:spPr>
                           <a:xfrm>
                             <a:off x="0" y="0"/>
-                            <a:ext cx="1551432" cy="170688"/>
+                            <a:ext cx="1539240" cy="161544"/>
                           </a:xfrm>
                           <a:prstGeom prst="rect"/>
                         </pic:spPr>
@@ -663,7 +663,7 @@
             <w:r>
               <w:drawing>
                 <wp:inline xmlns:a="http://schemas.openxmlformats.org/drawingml/2006/main" xmlns:pic="http://schemas.openxmlformats.org/drawingml/2006/picture">
-                  <wp:extent cx="1143000" cy="170688"/>
+                  <wp:extent cx="1136904" cy="161544"/>
                   <wp:docPr id="5" name="Picture 5"/>
                   <wp:cNvGraphicFramePr>
                     <a:graphicFrameLocks noChangeAspect="1"/>
@@ -672,7 +672,7 @@
                     <a:graphicData uri="http://schemas.openxmlformats.org/drawingml/2006/picture">
                       <pic:pic>
                         <pic:nvPicPr>
-                          <pic:cNvPr id="0" name="d5191e68afd81d2a.png"/>
+                          <pic:cNvPr id="0" name="795f2d6fda12fce7.png"/>
                           <pic:cNvPicPr/>
                         </pic:nvPicPr>
                         <pic:blipFill>
@@ -684,7 +684,7 @@
                         <pic:spPr>
                           <a:xfrm>
                             <a:off x="0" y="0"/>
-                            <a:ext cx="1143000" cy="170688"/>
+                            <a:ext cx="1136904" cy="161544"/>
                           </a:xfrm>
                           <a:prstGeom prst="rect"/>
                         </pic:spPr>
@@ -732,7 +732,7 @@
             <w:r>
               <w:drawing>
                 <wp:inline xmlns:a="http://schemas.openxmlformats.org/drawingml/2006/main" xmlns:pic="http://schemas.openxmlformats.org/drawingml/2006/picture">
-                  <wp:extent cx="417576" cy="252984"/>
+                  <wp:extent cx="411480" cy="234696"/>
                   <wp:docPr id="6" name="Picture 6"/>
                   <wp:cNvGraphicFramePr>
                     <a:graphicFrameLocks noChangeAspect="1"/>
@@ -741,7 +741,7 @@
                     <a:graphicData uri="http://schemas.openxmlformats.org/drawingml/2006/picture">
                       <pic:pic>
                         <pic:nvPicPr>
-                          <pic:cNvPr id="0" name="2b08c3f923512f51.png"/>
+                          <pic:cNvPr id="0" name="c92304b6424a9b09.png"/>
                           <pic:cNvPicPr/>
                         </pic:nvPicPr>
                         <pic:blipFill>
@@ -753,7 +753,7 @@
                         <pic:spPr>
                           <a:xfrm>
                             <a:off x="0" y="0"/>
-                            <a:ext cx="417576" cy="252984"/>
+                            <a:ext cx="411480" cy="234696"/>
                           </a:xfrm>
                           <a:prstGeom prst="rect"/>
                         </pic:spPr>
@@ -801,7 +801,7 @@
             <w:r>
               <w:drawing>
                 <wp:inline xmlns:a="http://schemas.openxmlformats.org/drawingml/2006/main" xmlns:pic="http://schemas.openxmlformats.org/drawingml/2006/picture">
-                  <wp:extent cx="1222248" cy="170688"/>
+                  <wp:extent cx="1207008" cy="161544"/>
                   <wp:docPr id="7" name="Picture 7"/>
                   <wp:cNvGraphicFramePr>
                     <a:graphicFrameLocks noChangeAspect="1"/>
@@ -810,7 +810,7 @@
                     <a:graphicData uri="http://schemas.openxmlformats.org/drawingml/2006/picture">
                       <pic:pic>
                         <pic:nvPicPr>
-                          <pic:cNvPr id="0" name="60d72c129de729cc.png"/>
+                          <pic:cNvPr id="0" name="9caffc9abae5d9f6.png"/>
                           <pic:cNvPicPr/>
                         </pic:nvPicPr>
                         <pic:blipFill>
@@ -822,7 +822,7 @@
                         <pic:spPr>
                           <a:xfrm>
                             <a:off x="0" y="0"/>
-                            <a:ext cx="1222248" cy="170688"/>
+                            <a:ext cx="1207008" cy="161544"/>
                           </a:xfrm>
                           <a:prstGeom prst="rect"/>
                         </pic:spPr>
@@ -870,7 +870,7 @@
             <w:r>
               <w:drawing>
                 <wp:inline xmlns:a="http://schemas.openxmlformats.org/drawingml/2006/main" xmlns:pic="http://schemas.openxmlformats.org/drawingml/2006/picture">
-                  <wp:extent cx="417576" cy="252984"/>
+                  <wp:extent cx="408432" cy="234696"/>
                   <wp:docPr id="8" name="Picture 8"/>
                   <wp:cNvGraphicFramePr>
                     <a:graphicFrameLocks noChangeAspect="1"/>
@@ -879,7 +879,7 @@
                     <a:graphicData uri="http://schemas.openxmlformats.org/drawingml/2006/picture">
                       <pic:pic>
                         <pic:nvPicPr>
-                          <pic:cNvPr id="0" name="c37efc7d16378548.png"/>
+                          <pic:cNvPr id="0" name="7c6314322e310ae9.png"/>
                           <pic:cNvPicPr/>
                         </pic:nvPicPr>
                         <pic:blipFill>
@@ -891,7 +891,7 @@
                         <pic:spPr>
                           <a:xfrm>
                             <a:off x="0" y="0"/>
-                            <a:ext cx="417576" cy="252984"/>
+                            <a:ext cx="408432" cy="234696"/>
                           </a:xfrm>
                           <a:prstGeom prst="rect"/>
                         </pic:spPr>
@@ -991,7 +991,7 @@
             <w:r>
               <w:drawing>
                 <wp:inline xmlns:a="http://schemas.openxmlformats.org/drawingml/2006/main" xmlns:pic="http://schemas.openxmlformats.org/drawingml/2006/picture">
-                  <wp:extent cx="1551432" cy="170688"/>
+                  <wp:extent cx="1530096" cy="161544"/>
                   <wp:docPr id="9" name="Picture 9"/>
                   <wp:cNvGraphicFramePr>
                     <a:graphicFrameLocks noChangeAspect="1"/>
@@ -1000,7 +1000,7 @@
                     <a:graphicData uri="http://schemas.openxmlformats.org/drawingml/2006/picture">
                       <pic:pic>
                         <pic:nvPicPr>
-                          <pic:cNvPr id="0" name="a2ceedea1815d369.png"/>
+                          <pic:cNvPr id="0" name="be94747970c58e90.png"/>
                           <pic:cNvPicPr/>
                         </pic:nvPicPr>
                         <pic:blipFill>
@@ -1012,7 +1012,7 @@
                         <pic:spPr>
                           <a:xfrm>
                             <a:off x="0" y="0"/>
-                            <a:ext cx="1551432" cy="170688"/>
+                            <a:ext cx="1530096" cy="161544"/>
                           </a:xfrm>
                           <a:prstGeom prst="rect"/>
                         </pic:spPr>
@@ -1071,7 +1071,7 @@
             <w:r>
               <w:drawing>
                 <wp:inline xmlns:a="http://schemas.openxmlformats.org/drawingml/2006/main" xmlns:pic="http://schemas.openxmlformats.org/drawingml/2006/picture">
-                  <wp:extent cx="652272" cy="146304"/>
+                  <wp:extent cx="673608" cy="134112"/>
                   <wp:docPr id="10" name="Picture 10"/>
                   <wp:cNvGraphicFramePr>
                     <a:graphicFrameLocks noChangeAspect="1"/>
@@ -1080,7 +1080,7 @@
                     <a:graphicData uri="http://schemas.openxmlformats.org/drawingml/2006/picture">
                       <pic:pic>
                         <pic:nvPicPr>
-                          <pic:cNvPr id="0" name="985ca6630d6cfe16.png"/>
+                          <pic:cNvPr id="0" name="2e936ff66663e46b.png"/>
                           <pic:cNvPicPr/>
                         </pic:nvPicPr>
                         <pic:blipFill>
@@ -1092,7 +1092,7 @@
                         <pic:spPr>
                           <a:xfrm>
                             <a:off x="0" y="0"/>
-                            <a:ext cx="652272" cy="146304"/>
+                            <a:ext cx="673608" cy="134112"/>
                           </a:xfrm>
                           <a:prstGeom prst="rect"/>
                         </pic:spPr>
@@ -1130,7 +1130,7 @@
             <w:r>
               <w:drawing>
                 <wp:inline xmlns:a="http://schemas.openxmlformats.org/drawingml/2006/main" xmlns:pic="http://schemas.openxmlformats.org/drawingml/2006/picture">
-                  <wp:extent cx="576072" cy="146304"/>
+                  <wp:extent cx="576072" cy="134112"/>
                   <wp:docPr id="11" name="Picture 11"/>
                   <wp:cNvGraphicFramePr>
                     <a:graphicFrameLocks noChangeAspect="1"/>
@@ -1139,7 +1139,7 @@
                     <a:graphicData uri="http://schemas.openxmlformats.org/drawingml/2006/picture">
                       <pic:pic>
                         <pic:nvPicPr>
-                          <pic:cNvPr id="0" name="ad21cf01b5fb7d8a.png"/>
+                          <pic:cNvPr id="0" name="5d365c448fbc0d26.png"/>
                           <pic:cNvPicPr/>
                         </pic:nvPicPr>
                         <pic:blipFill>
@@ -1151,7 +1151,7 @@
                         <pic:spPr>
                           <a:xfrm>
                             <a:off x="0" y="0"/>
-                            <a:ext cx="576072" cy="146304"/>
+                            <a:ext cx="576072" cy="134112"/>
                           </a:xfrm>
                           <a:prstGeom prst="rect"/>
                         </pic:spPr>
@@ -1189,7 +1189,7 @@
             <w:r>
               <w:drawing>
                 <wp:inline xmlns:a="http://schemas.openxmlformats.org/drawingml/2006/main" xmlns:pic="http://schemas.openxmlformats.org/drawingml/2006/picture">
-                  <wp:extent cx="740664" cy="146304"/>
+                  <wp:extent cx="740664" cy="134112"/>
                   <wp:docPr id="12" name="Picture 12"/>
                   <wp:cNvGraphicFramePr>
                     <a:graphicFrameLocks noChangeAspect="1"/>
@@ -1198,7 +1198,7 @@
                     <a:graphicData uri="http://schemas.openxmlformats.org/drawingml/2006/picture">
                       <pic:pic>
                         <pic:nvPicPr>
-                          <pic:cNvPr id="0" name="2f7b46a296f1bb37.png"/>
+                          <pic:cNvPr id="0" name="9886749639b58c5f.png"/>
                           <pic:cNvPicPr/>
                         </pic:nvPicPr>
                         <pic:blipFill>
@@ -1210,7 +1210,7 @@
                         <pic:spPr>
                           <a:xfrm>
                             <a:off x="0" y="0"/>
-                            <a:ext cx="740664" cy="146304"/>
+                            <a:ext cx="740664" cy="134112"/>
                           </a:xfrm>
                           <a:prstGeom prst="rect"/>
                         </pic:spPr>
@@ -1248,7 +1248,7 @@
             <w:r>
               <w:drawing>
                 <wp:inline xmlns:a="http://schemas.openxmlformats.org/drawingml/2006/main" xmlns:pic="http://schemas.openxmlformats.org/drawingml/2006/picture">
-                  <wp:extent cx="576072" cy="146304"/>
+                  <wp:extent cx="576072" cy="134112"/>
                   <wp:docPr id="13" name="Picture 13"/>
                   <wp:cNvGraphicFramePr>
                     <a:graphicFrameLocks noChangeAspect="1"/>
@@ -1257,7 +1257,7 @@
                     <a:graphicData uri="http://schemas.openxmlformats.org/drawingml/2006/picture">
                       <pic:pic>
                         <pic:nvPicPr>
-                          <pic:cNvPr id="0" name="05128cdd03aebcb2.png"/>
+                          <pic:cNvPr id="0" name="3c4cb58e333ef465.png"/>
                           <pic:cNvPicPr/>
                         </pic:nvPicPr>
                         <pic:blipFill>
@@ -1269,7 +1269,7 @@
                         <pic:spPr>
                           <a:xfrm>
                             <a:off x="0" y="0"/>
-                            <a:ext cx="576072" cy="146304"/>
+                            <a:ext cx="576072" cy="134112"/>
                           </a:xfrm>
                           <a:prstGeom prst="rect"/>
                         </pic:spPr>
@@ -1357,7 +1357,7 @@
             <w:r>
               <w:drawing>
                 <wp:inline xmlns:a="http://schemas.openxmlformats.org/drawingml/2006/main" xmlns:pic="http://schemas.openxmlformats.org/drawingml/2006/picture">
-                  <wp:extent cx="451104" cy="149352"/>
+                  <wp:extent cx="445008" cy="134112"/>
                   <wp:docPr id="14" name="Picture 14"/>
                   <wp:cNvGraphicFramePr>
                     <a:graphicFrameLocks noChangeAspect="1"/>
@@ -1366,7 +1366,7 @@
                     <a:graphicData uri="http://schemas.openxmlformats.org/drawingml/2006/picture">
                       <pic:pic>
                         <pic:nvPicPr>
-                          <pic:cNvPr id="0" name="9d5a45488ba24a79.png"/>
+                          <pic:cNvPr id="0" name="35adec157b19cafc.png"/>
                           <pic:cNvPicPr/>
                         </pic:nvPicPr>
                         <pic:blipFill>
@@ -1378,7 +1378,7 @@
                         <pic:spPr>
                           <a:xfrm>
                             <a:off x="0" y="0"/>
-                            <a:ext cx="451104" cy="149352"/>
+                            <a:ext cx="445008" cy="134112"/>
                           </a:xfrm>
                           <a:prstGeom prst="rect"/>
                         </pic:spPr>
@@ -1437,7 +1437,7 @@
             <w:r>
               <w:drawing>
                 <wp:inline xmlns:a="http://schemas.openxmlformats.org/drawingml/2006/main" xmlns:pic="http://schemas.openxmlformats.org/drawingml/2006/picture">
-                  <wp:extent cx="1426464" cy="170688"/>
+                  <wp:extent cx="1402080" cy="161544"/>
                   <wp:docPr id="15" name="Picture 15"/>
                   <wp:cNvGraphicFramePr>
                     <a:graphicFrameLocks noChangeAspect="1"/>
@@ -1446,7 +1446,7 @@
                     <a:graphicData uri="http://schemas.openxmlformats.org/drawingml/2006/picture">
                       <pic:pic>
                         <pic:nvPicPr>
-                          <pic:cNvPr id="0" name="8a2757c71a0f1a4e.png"/>
+                          <pic:cNvPr id="0" name="72ad7475e3f9ec44.png"/>
                           <pic:cNvPicPr/>
                         </pic:nvPicPr>
                         <pic:blipFill>
@@ -1458,7 +1458,7 @@
                         <pic:spPr>
                           <a:xfrm>
                             <a:off x="0" y="0"/>
-                            <a:ext cx="1426464" cy="170688"/>
+                            <a:ext cx="1402080" cy="161544"/>
                           </a:xfrm>
                           <a:prstGeom prst="rect"/>
                         </pic:spPr>
@@ -1496,7 +1496,7 @@
             <w:r>
               <w:drawing>
                 <wp:inline xmlns:a="http://schemas.openxmlformats.org/drawingml/2006/main" xmlns:pic="http://schemas.openxmlformats.org/drawingml/2006/picture">
-                  <wp:extent cx="332232" cy="252984"/>
+                  <wp:extent cx="329184" cy="234696"/>
                   <wp:docPr id="16" name="Picture 16"/>
                   <wp:cNvGraphicFramePr>
                     <a:graphicFrameLocks noChangeAspect="1"/>
@@ -1505,7 +1505,7 @@
                     <a:graphicData uri="http://schemas.openxmlformats.org/drawingml/2006/picture">
                       <pic:pic>
                         <pic:nvPicPr>
-                          <pic:cNvPr id="0" name="1e009e3e7bcf25f2.png"/>
+                          <pic:cNvPr id="0" name="0cc42106f2920108.png"/>
                           <pic:cNvPicPr/>
                         </pic:nvPicPr>
                         <pic:blipFill>
@@ -1517,7 +1517,7 @@
                         <pic:spPr>
                           <a:xfrm>
                             <a:off x="0" y="0"/>
-                            <a:ext cx="332232" cy="252984"/>
+                            <a:ext cx="329184" cy="234696"/>
                           </a:xfrm>
                           <a:prstGeom prst="rect"/>
                         </pic:spPr>
@@ -1555,7 +1555,7 @@
             <w:r>
               <w:drawing>
                 <wp:inline xmlns:a="http://schemas.openxmlformats.org/drawingml/2006/main" xmlns:pic="http://schemas.openxmlformats.org/drawingml/2006/picture">
-                  <wp:extent cx="1143000" cy="170688"/>
+                  <wp:extent cx="1133856" cy="161544"/>
                   <wp:docPr id="17" name="Picture 17"/>
                   <wp:cNvGraphicFramePr>
                     <a:graphicFrameLocks noChangeAspect="1"/>
@@ -1564,7 +1564,7 @@
                     <a:graphicData uri="http://schemas.openxmlformats.org/drawingml/2006/picture">
                       <pic:pic>
                         <pic:nvPicPr>
-                          <pic:cNvPr id="0" name="582411ad7cab4278.png"/>
+                          <pic:cNvPr id="0" name="96cfe7b9701d864d.png"/>
                           <pic:cNvPicPr/>
                         </pic:nvPicPr>
                         <pic:blipFill>
@@ -1576,7 +1576,7 @@
                         <pic:spPr>
                           <a:xfrm>
                             <a:off x="0" y="0"/>
-                            <a:ext cx="1143000" cy="170688"/>
+                            <a:ext cx="1133856" cy="161544"/>
                           </a:xfrm>
                           <a:prstGeom prst="rect"/>
                         </pic:spPr>
@@ -1614,7 +1614,7 @@
             <w:r>
               <w:drawing>
                 <wp:inline xmlns:a="http://schemas.openxmlformats.org/drawingml/2006/main" xmlns:pic="http://schemas.openxmlformats.org/drawingml/2006/picture">
-                  <wp:extent cx="1551432" cy="173736"/>
+                  <wp:extent cx="1517904" cy="161544"/>
                   <wp:docPr id="18" name="Picture 18"/>
                   <wp:cNvGraphicFramePr>
                     <a:graphicFrameLocks noChangeAspect="1"/>
@@ -1623,7 +1623,7 @@
                     <a:graphicData uri="http://schemas.openxmlformats.org/drawingml/2006/picture">
                       <pic:pic>
                         <pic:nvPicPr>
-                          <pic:cNvPr id="0" name="8c8dfc1ac34494d3.png"/>
+                          <pic:cNvPr id="0" name="bbb523e6c0516938.png"/>
                           <pic:cNvPicPr/>
                         </pic:nvPicPr>
                         <pic:blipFill>
@@ -1635,7 +1635,7 @@
                         <pic:spPr>
                           <a:xfrm>
                             <a:off x="0" y="0"/>
-                            <a:ext cx="1551432" cy="173736"/>
+                            <a:ext cx="1517904" cy="161544"/>
                           </a:xfrm>
                           <a:prstGeom prst="rect"/>
                         </pic:spPr>
@@ -1673,7 +1673,7 @@
             <w:r>
               <w:drawing>
                 <wp:inline xmlns:a="http://schemas.openxmlformats.org/drawingml/2006/main" xmlns:pic="http://schemas.openxmlformats.org/drawingml/2006/picture">
-                  <wp:extent cx="1551432" cy="170688"/>
+                  <wp:extent cx="1517904" cy="161544"/>
                   <wp:docPr id="19" name="Picture 19"/>
                   <wp:cNvGraphicFramePr>
                     <a:graphicFrameLocks noChangeAspect="1"/>
@@ -1682,7 +1682,7 @@
                     <a:graphicData uri="http://schemas.openxmlformats.org/drawingml/2006/picture">
                       <pic:pic>
                         <pic:nvPicPr>
-                          <pic:cNvPr id="0" name="188c19acb12509be.png"/>
+                          <pic:cNvPr id="0" name="a86b6b1ebd47264b.png"/>
                           <pic:cNvPicPr/>
                         </pic:nvPicPr>
                         <pic:blipFill>
@@ -1694,7 +1694,7 @@
                         <pic:spPr>
                           <a:xfrm>
                             <a:off x="0" y="0"/>
-                            <a:ext cx="1551432" cy="170688"/>
+                            <a:ext cx="1517904" cy="161544"/>
                           </a:xfrm>
                           <a:prstGeom prst="rect"/>
                         </pic:spPr>
@@ -1732,7 +1732,7 @@
             <w:r>
               <w:drawing>
                 <wp:inline xmlns:a="http://schemas.openxmlformats.org/drawingml/2006/main" xmlns:pic="http://schemas.openxmlformats.org/drawingml/2006/picture">
-                  <wp:extent cx="332232" cy="252984"/>
+                  <wp:extent cx="326136" cy="234696"/>
                   <wp:docPr id="20" name="Picture 20"/>
                   <wp:cNvGraphicFramePr>
                     <a:graphicFrameLocks noChangeAspect="1"/>
@@ -1741,7 +1741,7 @@
                     <a:graphicData uri="http://schemas.openxmlformats.org/drawingml/2006/picture">
                       <pic:pic>
                         <pic:nvPicPr>
-                          <pic:cNvPr id="0" name="f73d50557a1c31eb.png"/>
+                          <pic:cNvPr id="0" name="ccb9a8f45054bc7a.png"/>
                           <pic:cNvPicPr/>
                         </pic:nvPicPr>
                         <pic:blipFill>
@@ -1753,7 +1753,7 @@
                         <pic:spPr>
                           <a:xfrm>
                             <a:off x="0" y="0"/>
-                            <a:ext cx="332232" cy="252984"/>
+                            <a:ext cx="326136" cy="234696"/>
                           </a:xfrm>
                           <a:prstGeom prst="rect"/>
                         </pic:spPr>
@@ -1841,7 +1841,7 @@
             <w:r>
               <w:drawing>
                 <wp:inline xmlns:a="http://schemas.openxmlformats.org/drawingml/2006/main" xmlns:pic="http://schemas.openxmlformats.org/drawingml/2006/picture">
-                  <wp:extent cx="2356104" cy="170688"/>
+                  <wp:extent cx="2328672" cy="161544"/>
                   <wp:docPr id="21" name="Picture 21"/>
                   <wp:cNvGraphicFramePr>
                     <a:graphicFrameLocks noChangeAspect="1"/>
@@ -1850,7 +1850,7 @@
                     <a:graphicData uri="http://schemas.openxmlformats.org/drawingml/2006/picture">
                       <pic:pic>
                         <pic:nvPicPr>
-                          <pic:cNvPr id="0" name="60ff2aaaf411d565.png"/>
+                          <pic:cNvPr id="0" name="2786173dab7e2f6a.png"/>
                           <pic:cNvPicPr/>
                         </pic:nvPicPr>
                         <pic:blipFill>
@@ -1862,7 +1862,7 @@
                         <pic:spPr>
                           <a:xfrm>
                             <a:off x="0" y="0"/>
-                            <a:ext cx="2356104" cy="170688"/>
+                            <a:ext cx="2328672" cy="161544"/>
                           </a:xfrm>
                           <a:prstGeom prst="rect"/>
                         </pic:spPr>
@@ -1971,7 +1971,7 @@
             <w:r>
               <w:drawing>
                 <wp:inline xmlns:a="http://schemas.openxmlformats.org/drawingml/2006/main" xmlns:pic="http://schemas.openxmlformats.org/drawingml/2006/picture">
-                  <wp:extent cx="454152" cy="146304"/>
+                  <wp:extent cx="454152" cy="134112"/>
                   <wp:docPr id="22" name="Picture 22"/>
                   <wp:cNvGraphicFramePr>
                     <a:graphicFrameLocks noChangeAspect="1"/>
@@ -1980,7 +1980,7 @@
                     <a:graphicData uri="http://schemas.openxmlformats.org/drawingml/2006/picture">
                       <pic:pic>
                         <pic:nvPicPr>
-                          <pic:cNvPr id="0" name="14e175409dcc5cce.png"/>
+                          <pic:cNvPr id="0" name="bbe231c69d3df169.png"/>
                           <pic:cNvPicPr/>
                         </pic:nvPicPr>
                         <pic:blipFill>
@@ -1992,7 +1992,7 @@
                         <pic:spPr>
                           <a:xfrm>
                             <a:off x="0" y="0"/>
-                            <a:ext cx="454152" cy="146304"/>
+                            <a:ext cx="454152" cy="134112"/>
                           </a:xfrm>
                           <a:prstGeom prst="rect"/>
                         </pic:spPr>
@@ -2014,7 +2014,7 @@
             <w:r>
               <w:drawing>
                 <wp:inline xmlns:a="http://schemas.openxmlformats.org/drawingml/2006/main" xmlns:pic="http://schemas.openxmlformats.org/drawingml/2006/picture">
-                  <wp:extent cx="524256" cy="146304"/>
+                  <wp:extent cx="499871" cy="134112"/>
                   <wp:docPr id="23" name="Picture 23"/>
                   <wp:cNvGraphicFramePr>
                     <a:graphicFrameLocks noChangeAspect="1"/>
@@ -2023,7 +2023,7 @@
                     <a:graphicData uri="http://schemas.openxmlformats.org/drawingml/2006/picture">
                       <pic:pic>
                         <pic:nvPicPr>
-                          <pic:cNvPr id="0" name="9069f5b3632a6f53.png"/>
+                          <pic:cNvPr id="0" name="ec3d15dc99fe313b.png"/>
                           <pic:cNvPicPr/>
                         </pic:nvPicPr>
                         <pic:blipFill>
@@ -2035,7 +2035,7 @@
                         <pic:spPr>
                           <a:xfrm>
                             <a:off x="0" y="0"/>
-                            <a:ext cx="524256" cy="146304"/>
+                            <a:ext cx="499871" cy="134112"/>
                           </a:xfrm>
                           <a:prstGeom prst="rect"/>
                         </pic:spPr>
@@ -2400,7 +2400,7 @@
             <w:r>
               <w:drawing>
                 <wp:inline xmlns:a="http://schemas.openxmlformats.org/drawingml/2006/main" xmlns:pic="http://schemas.openxmlformats.org/drawingml/2006/picture">
-                  <wp:extent cx="576072" cy="146304"/>
+                  <wp:extent cx="576072" cy="134112"/>
                   <wp:docPr id="24" name="Picture 24"/>
                   <wp:cNvGraphicFramePr>
                     <a:graphicFrameLocks noChangeAspect="1"/>
@@ -2409,7 +2409,7 @@
                     <a:graphicData uri="http://schemas.openxmlformats.org/drawingml/2006/picture">
                       <pic:pic>
                         <pic:nvPicPr>
-                          <pic:cNvPr id="0" name="ab44ffff6abf51b5.png"/>
+                          <pic:cNvPr id="0" name="db8ba3d4ccdde9b7.png"/>
                           <pic:cNvPicPr/>
                         </pic:nvPicPr>
                         <pic:blipFill>
@@ -2421,7 +2421,7 @@
                         <pic:spPr>
                           <a:xfrm>
                             <a:off x="0" y="0"/>
-                            <a:ext cx="576072" cy="146304"/>
+                            <a:ext cx="576072" cy="134112"/>
                           </a:xfrm>
                           <a:prstGeom prst="rect"/>
                         </pic:spPr>
@@ -2443,7 +2443,7 @@
             <w:r>
               <w:drawing>
                 <wp:inline xmlns:a="http://schemas.openxmlformats.org/drawingml/2006/main" xmlns:pic="http://schemas.openxmlformats.org/drawingml/2006/picture">
-                  <wp:extent cx="643128" cy="146304"/>
+                  <wp:extent cx="637032" cy="134112"/>
                   <wp:docPr id="25" name="Picture 25"/>
                   <wp:cNvGraphicFramePr>
                     <a:graphicFrameLocks noChangeAspect="1"/>
@@ -2452,7 +2452,7 @@
                     <a:graphicData uri="http://schemas.openxmlformats.org/drawingml/2006/picture">
                       <pic:pic>
                         <pic:nvPicPr>
-                          <pic:cNvPr id="0" name="db77aef28191b26a.png"/>
+                          <pic:cNvPr id="0" name="8bbcec85f013a949.png"/>
                           <pic:cNvPicPr/>
                         </pic:nvPicPr>
                         <pic:blipFill>
@@ -2464,7 +2464,7 @@
                         <pic:spPr>
                           <a:xfrm>
                             <a:off x="0" y="0"/>
-                            <a:ext cx="643128" cy="146304"/>
+                            <a:ext cx="637032" cy="134112"/>
                           </a:xfrm>
                           <a:prstGeom prst="rect"/>
                         </pic:spPr>
@@ -2530,7 +2530,7 @@
             <w:r>
               <w:drawing>
                 <wp:inline xmlns:a="http://schemas.openxmlformats.org/drawingml/2006/main" xmlns:pic="http://schemas.openxmlformats.org/drawingml/2006/picture">
-                  <wp:extent cx="658368" cy="146304"/>
+                  <wp:extent cx="664464" cy="134112"/>
                   <wp:docPr id="26" name="Picture 26"/>
                   <wp:cNvGraphicFramePr>
                     <a:graphicFrameLocks noChangeAspect="1"/>
@@ -2539,7 +2539,7 @@
                     <a:graphicData uri="http://schemas.openxmlformats.org/drawingml/2006/picture">
                       <pic:pic>
                         <pic:nvPicPr>
-                          <pic:cNvPr id="0" name="6d1dcc83790b5e5a.png"/>
+                          <pic:cNvPr id="0" name="abb6c0d9bd9b85d0.png"/>
                           <pic:cNvPicPr/>
                         </pic:nvPicPr>
                         <pic:blipFill>
@@ -2551,7 +2551,7 @@
                         <pic:spPr>
                           <a:xfrm>
                             <a:off x="0" y="0"/>
-                            <a:ext cx="658368" cy="146304"/>
+                            <a:ext cx="664464" cy="134112"/>
                           </a:xfrm>
                           <a:prstGeom prst="rect"/>
                         </pic:spPr>
@@ -2684,7 +2684,7 @@
             <w:r>
               <w:drawing>
                 <wp:inline xmlns:a="http://schemas.openxmlformats.org/drawingml/2006/main" xmlns:pic="http://schemas.openxmlformats.org/drawingml/2006/picture">
-                  <wp:extent cx="655320" cy="146304"/>
+                  <wp:extent cx="652272" cy="134112"/>
                   <wp:docPr id="27" name="Picture 27"/>
                   <wp:cNvGraphicFramePr>
                     <a:graphicFrameLocks noChangeAspect="1"/>
@@ -2693,7 +2693,7 @@
                     <a:graphicData uri="http://schemas.openxmlformats.org/drawingml/2006/picture">
                       <pic:pic>
                         <pic:nvPicPr>
-                          <pic:cNvPr id="0" name="2ff8578e6f6a7828.png"/>
+                          <pic:cNvPr id="0" name="a49acf5d5cbf9292.png"/>
                           <pic:cNvPicPr/>
                         </pic:nvPicPr>
                         <pic:blipFill>
@@ -2705,7 +2705,7 @@
                         <pic:spPr>
                           <a:xfrm>
                             <a:off x="0" y="0"/>
-                            <a:ext cx="655320" cy="146304"/>
+                            <a:ext cx="652272" cy="134112"/>
                           </a:xfrm>
                           <a:prstGeom prst="rect"/>
                         </pic:spPr>
@@ -2727,7 +2727,7 @@
             <w:r>
               <w:drawing>
                 <wp:inline xmlns:a="http://schemas.openxmlformats.org/drawingml/2006/main" xmlns:pic="http://schemas.openxmlformats.org/drawingml/2006/picture">
-                  <wp:extent cx="579120" cy="146304"/>
+                  <wp:extent cx="573024" cy="134112"/>
                   <wp:docPr id="28" name="Picture 28"/>
                   <wp:cNvGraphicFramePr>
                     <a:graphicFrameLocks noChangeAspect="1"/>
@@ -2736,7 +2736,7 @@
                     <a:graphicData uri="http://schemas.openxmlformats.org/drawingml/2006/picture">
                       <pic:pic>
                         <pic:nvPicPr>
-                          <pic:cNvPr id="0" name="feb71ad60b7eed5f.png"/>
+                          <pic:cNvPr id="0" name="fcb63df97fbd41d8.png"/>
                           <pic:cNvPicPr/>
                         </pic:nvPicPr>
                         <pic:blipFill>
@@ -2748,7 +2748,7 @@
                         <pic:spPr>
                           <a:xfrm>
                             <a:off x="0" y="0"/>
-                            <a:ext cx="579120" cy="146304"/>
+                            <a:ext cx="573024" cy="134112"/>
                           </a:xfrm>
                           <a:prstGeom prst="rect"/>
                         </pic:spPr>
@@ -2814,7 +2814,7 @@
             <w:r>
               <w:drawing>
                 <wp:inline xmlns:a="http://schemas.openxmlformats.org/drawingml/2006/main" xmlns:pic="http://schemas.openxmlformats.org/drawingml/2006/picture">
-                  <wp:extent cx="737616" cy="146304"/>
+                  <wp:extent cx="725424" cy="134112"/>
                   <wp:docPr id="29" name="Picture 29"/>
                   <wp:cNvGraphicFramePr>
                     <a:graphicFrameLocks noChangeAspect="1"/>
@@ -2823,7 +2823,7 @@
                     <a:graphicData uri="http://schemas.openxmlformats.org/drawingml/2006/picture">
                       <pic:pic>
                         <pic:nvPicPr>
-                          <pic:cNvPr id="0" name="ef87de1e8efada34.png"/>
+                          <pic:cNvPr id="0" name="ae8a48805987981e.png"/>
                           <pic:cNvPicPr/>
                         </pic:nvPicPr>
                         <pic:blipFill>
@@ -2835,7 +2835,7 @@
                         <pic:spPr>
                           <a:xfrm>
                             <a:off x="0" y="0"/>
-                            <a:ext cx="737616" cy="146304"/>
+                            <a:ext cx="725424" cy="134112"/>
                           </a:xfrm>
                           <a:prstGeom prst="rect"/>
                         </pic:spPr>
@@ -2857,7 +2857,7 @@
             <w:r>
               <w:drawing>
                 <wp:inline xmlns:a="http://schemas.openxmlformats.org/drawingml/2006/main" xmlns:pic="http://schemas.openxmlformats.org/drawingml/2006/picture">
-                  <wp:extent cx="737616" cy="146304"/>
+                  <wp:extent cx="725424" cy="134112"/>
                   <wp:docPr id="30" name="Picture 30"/>
                   <wp:cNvGraphicFramePr>
                     <a:graphicFrameLocks noChangeAspect="1"/>
@@ -2866,7 +2866,7 @@
                     <a:graphicData uri="http://schemas.openxmlformats.org/drawingml/2006/picture">
                       <pic:pic>
                         <pic:nvPicPr>
-                          <pic:cNvPr id="0" name="86d923b29b6a0120.png"/>
+                          <pic:cNvPr id="0" name="c8adcbc3a924bbcd.png"/>
                           <pic:cNvPicPr/>
                         </pic:nvPicPr>
                         <pic:blipFill>
@@ -2878,7 +2878,7 @@
                         <pic:spPr>
                           <a:xfrm>
                             <a:off x="0" y="0"/>
-                            <a:ext cx="737616" cy="146304"/>
+                            <a:ext cx="725424" cy="134112"/>
                           </a:xfrm>
                           <a:prstGeom prst="rect"/>
                         </pic:spPr>
@@ -2987,7 +2987,7 @@
             <w:r>
               <w:drawing>
                 <wp:inline xmlns:a="http://schemas.openxmlformats.org/drawingml/2006/main" xmlns:pic="http://schemas.openxmlformats.org/drawingml/2006/picture">
-                  <wp:extent cx="576072" cy="146304"/>
+                  <wp:extent cx="579120" cy="134112"/>
                   <wp:docPr id="31" name="Picture 31"/>
                   <wp:cNvGraphicFramePr>
                     <a:graphicFrameLocks noChangeAspect="1"/>
@@ -2996,7 +2996,7 @@
                     <a:graphicData uri="http://schemas.openxmlformats.org/drawingml/2006/picture">
                       <pic:pic>
                         <pic:nvPicPr>
-                          <pic:cNvPr id="0" name="cd94f213a5a6822f.png"/>
+                          <pic:cNvPr id="0" name="6527de3d70ddc2c9.png"/>
                           <pic:cNvPicPr/>
                         </pic:nvPicPr>
                         <pic:blipFill>
@@ -3008,7 +3008,7 @@
                         <pic:spPr>
                           <a:xfrm>
                             <a:off x="0" y="0"/>
-                            <a:ext cx="576072" cy="146304"/>
+                            <a:ext cx="579120" cy="134112"/>
                           </a:xfrm>
                           <a:prstGeom prst="rect"/>
                         </pic:spPr>
@@ -3117,7 +3117,7 @@
             <w:r>
               <w:drawing>
                 <wp:inline xmlns:a="http://schemas.openxmlformats.org/drawingml/2006/main" xmlns:pic="http://schemas.openxmlformats.org/drawingml/2006/picture">
-                  <wp:extent cx="560832" cy="146304"/>
+                  <wp:extent cx="569976" cy="134112"/>
                   <wp:docPr id="32" name="Picture 32"/>
                   <wp:cNvGraphicFramePr>
                     <a:graphicFrameLocks noChangeAspect="1"/>
@@ -3126,7 +3126,7 @@
                     <a:graphicData uri="http://schemas.openxmlformats.org/drawingml/2006/picture">
                       <pic:pic>
                         <pic:nvPicPr>
-                          <pic:cNvPr id="0" name="32111b919c7b7a74.png"/>
+                          <pic:cNvPr id="0" name="c41c1f13e3d48378.png"/>
                           <pic:cNvPicPr/>
                         </pic:nvPicPr>
                         <pic:blipFill>
@@ -3138,7 +3138,7 @@
                         <pic:spPr>
                           <a:xfrm>
                             <a:off x="0" y="0"/>
-                            <a:ext cx="560832" cy="146304"/>
+                            <a:ext cx="569976" cy="134112"/>
                           </a:xfrm>
                           <a:prstGeom prst="rect"/>
                         </pic:spPr>
@@ -3160,7 +3160,7 @@
             <w:r>
               <w:drawing>
                 <wp:inline xmlns:a="http://schemas.openxmlformats.org/drawingml/2006/main" xmlns:pic="http://schemas.openxmlformats.org/drawingml/2006/picture">
-                  <wp:extent cx="646176" cy="146304"/>
+                  <wp:extent cx="637032" cy="134112"/>
                   <wp:docPr id="33" name="Picture 33"/>
                   <wp:cNvGraphicFramePr>
                     <a:graphicFrameLocks noChangeAspect="1"/>
@@ -3169,7 +3169,7 @@
                     <a:graphicData uri="http://schemas.openxmlformats.org/drawingml/2006/picture">
                       <pic:pic>
                         <pic:nvPicPr>
-                          <pic:cNvPr id="0" name="e631e401ee526404.png"/>
+                          <pic:cNvPr id="0" name="f4c1b95e161b338f.png"/>
                           <pic:cNvPicPr/>
                         </pic:nvPicPr>
                         <pic:blipFill>
@@ -3181,7 +3181,7 @@
                         <pic:spPr>
                           <a:xfrm>
                             <a:off x="0" y="0"/>
-                            <a:ext cx="646176" cy="146304"/>
+                            <a:ext cx="637032" cy="134112"/>
                           </a:xfrm>
                           <a:prstGeom prst="rect"/>
                         </pic:spPr>
@@ -3240,7 +3240,7 @@
             <w:r>
               <w:drawing>
                 <wp:inline xmlns:a="http://schemas.openxmlformats.org/drawingml/2006/main" xmlns:pic="http://schemas.openxmlformats.org/drawingml/2006/picture">
-                  <wp:extent cx="573024" cy="146304"/>
+                  <wp:extent cx="566928" cy="134112"/>
                   <wp:docPr id="34" name="Picture 34"/>
                   <wp:cNvGraphicFramePr>
                     <a:graphicFrameLocks noChangeAspect="1"/>
@@ -3249,7 +3249,7 @@
                     <a:graphicData uri="http://schemas.openxmlformats.org/drawingml/2006/picture">
                       <pic:pic>
                         <pic:nvPicPr>
-                          <pic:cNvPr id="0" name="62ec4e8271d82b11.png"/>
+                          <pic:cNvPr id="0" name="e6f92d19bbb32d5d.png"/>
                           <pic:cNvPicPr/>
                         </pic:nvPicPr>
                         <pic:blipFill>
@@ -3261,7 +3261,7 @@
                         <pic:spPr>
                           <a:xfrm>
                             <a:off x="0" y="0"/>
-                            <a:ext cx="573024" cy="146304"/>
+                            <a:ext cx="566928" cy="134112"/>
                           </a:xfrm>
                           <a:prstGeom prst="rect"/>
                         </pic:spPr>
@@ -3318,7 +3318,7 @@
             <w:r>
               <w:drawing>
                 <wp:inline xmlns:a="http://schemas.openxmlformats.org/drawingml/2006/main" xmlns:pic="http://schemas.openxmlformats.org/drawingml/2006/picture">
-                  <wp:extent cx="655320" cy="146304"/>
+                  <wp:extent cx="652272" cy="134112"/>
                   <wp:docPr id="35" name="Picture 35"/>
                   <wp:cNvGraphicFramePr>
                     <a:graphicFrameLocks noChangeAspect="1"/>
@@ -3327,7 +3327,7 @@
                     <a:graphicData uri="http://schemas.openxmlformats.org/drawingml/2006/picture">
                       <pic:pic>
                         <pic:nvPicPr>
-                          <pic:cNvPr id="0" name="7455e0dd98c7dc85.png"/>
+                          <pic:cNvPr id="0" name="9cfb17aafc5c8097.png"/>
                           <pic:cNvPicPr/>
                         </pic:nvPicPr>
                         <pic:blipFill>
@@ -3339,7 +3339,7 @@
                         <pic:spPr>
                           <a:xfrm>
                             <a:off x="0" y="0"/>
-                            <a:ext cx="655320" cy="146304"/>
+                            <a:ext cx="652272" cy="134112"/>
                           </a:xfrm>
                           <a:prstGeom prst="rect"/>
                         </pic:spPr>
@@ -3396,7 +3396,7 @@
             <w:r>
               <w:drawing>
                 <wp:inline xmlns:a="http://schemas.openxmlformats.org/drawingml/2006/main" xmlns:pic="http://schemas.openxmlformats.org/drawingml/2006/picture">
-                  <wp:extent cx="576072" cy="146304"/>
+                  <wp:extent cx="569976" cy="134112"/>
                   <wp:docPr id="36" name="Picture 36"/>
                   <wp:cNvGraphicFramePr>
                     <a:graphicFrameLocks noChangeAspect="1"/>
@@ -3405,7 +3405,7 @@
                     <a:graphicData uri="http://schemas.openxmlformats.org/drawingml/2006/picture">
                       <pic:pic>
                         <pic:nvPicPr>
-                          <pic:cNvPr id="0" name="e9ae9a05f5498808.png"/>
+                          <pic:cNvPr id="0" name="c5e83d3a12ca6cf0.png"/>
                           <pic:cNvPicPr/>
                         </pic:nvPicPr>
                         <pic:blipFill>
@@ -3417,7 +3417,7 @@
                         <pic:spPr>
                           <a:xfrm>
                             <a:off x="0" y="0"/>
-                            <a:ext cx="576072" cy="146304"/>
+                            <a:ext cx="569976" cy="134112"/>
                           </a:xfrm>
                           <a:prstGeom prst="rect"/>
                         </pic:spPr>
@@ -3474,7 +3474,7 @@
             <w:r>
               <w:drawing>
                 <wp:inline xmlns:a="http://schemas.openxmlformats.org/drawingml/2006/main" xmlns:pic="http://schemas.openxmlformats.org/drawingml/2006/picture">
-                  <wp:extent cx="658368" cy="146304"/>
+                  <wp:extent cx="655320" cy="134112"/>
                   <wp:docPr id="37" name="Picture 37"/>
                   <wp:cNvGraphicFramePr>
                     <a:graphicFrameLocks noChangeAspect="1"/>
@@ -3483,7 +3483,7 @@
                     <a:graphicData uri="http://schemas.openxmlformats.org/drawingml/2006/picture">
                       <pic:pic>
                         <pic:nvPicPr>
-                          <pic:cNvPr id="0" name="d2d75e2ed83525ca.png"/>
+                          <pic:cNvPr id="0" name="470af273c8854be4.png"/>
                           <pic:cNvPicPr/>
                         </pic:nvPicPr>
                         <pic:blipFill>
@@ -3495,7 +3495,7 @@
                         <pic:spPr>
                           <a:xfrm>
                             <a:off x="0" y="0"/>
-                            <a:ext cx="658368" cy="146304"/>
+                            <a:ext cx="655320" cy="134112"/>
                           </a:xfrm>
                           <a:prstGeom prst="rect"/>
                         </pic:spPr>
@@ -3650,7 +3650,7 @@
             <w:r>
               <w:drawing>
                 <wp:inline xmlns:a="http://schemas.openxmlformats.org/drawingml/2006/main" xmlns:pic="http://schemas.openxmlformats.org/drawingml/2006/picture">
-                  <wp:extent cx="621792" cy="143256"/>
+                  <wp:extent cx="624840" cy="134112"/>
                   <wp:docPr id="38" name="Picture 38"/>
                   <wp:cNvGraphicFramePr>
                     <a:graphicFrameLocks noChangeAspect="1"/>
@@ -3659,7 +3659,7 @@
                     <a:graphicData uri="http://schemas.openxmlformats.org/drawingml/2006/picture">
                       <pic:pic>
                         <pic:nvPicPr>
-                          <pic:cNvPr id="0" name="5757f2efd208a5ad.png"/>
+                          <pic:cNvPr id="0" name="dc5572137bea57aa.png"/>
                           <pic:cNvPicPr/>
                         </pic:nvPicPr>
                         <pic:blipFill>
@@ -3671,7 +3671,7 @@
                         <pic:spPr>
                           <a:xfrm>
                             <a:off x="0" y="0"/>
-                            <a:ext cx="621792" cy="143256"/>
+                            <a:ext cx="624840" cy="134112"/>
                           </a:xfrm>
                           <a:prstGeom prst="rect"/>
                         </pic:spPr>
@@ -3719,7 +3719,7 @@
             <w:r>
               <w:drawing>
                 <wp:inline xmlns:a="http://schemas.openxmlformats.org/drawingml/2006/main" xmlns:pic="http://schemas.openxmlformats.org/drawingml/2006/picture">
-                  <wp:extent cx="280416" cy="249935"/>
+                  <wp:extent cx="277368" cy="234696"/>
                   <wp:docPr id="39" name="Picture 39"/>
                   <wp:cNvGraphicFramePr>
                     <a:graphicFrameLocks noChangeAspect="1"/>
@@ -3728,7 +3728,7 @@
                     <a:graphicData uri="http://schemas.openxmlformats.org/drawingml/2006/picture">
                       <pic:pic>
                         <pic:nvPicPr>
-                          <pic:cNvPr id="0" name="8e7e5d1f064c90c1.png"/>
+                          <pic:cNvPr id="0" name="b2dce40f6bfd316f.png"/>
                           <pic:cNvPicPr/>
                         </pic:nvPicPr>
                         <pic:blipFill>
@@ -3740,7 +3740,7 @@
                         <pic:spPr>
                           <a:xfrm>
                             <a:off x="0" y="0"/>
-                            <a:ext cx="280416" cy="249935"/>
+                            <a:ext cx="277368" cy="234696"/>
                           </a:xfrm>
                           <a:prstGeom prst="rect"/>
                         </pic:spPr>
@@ -3788,7 +3788,7 @@
             <w:r>
               <w:drawing>
                 <wp:inline xmlns:a="http://schemas.openxmlformats.org/drawingml/2006/main" xmlns:pic="http://schemas.openxmlformats.org/drawingml/2006/picture">
-                  <wp:extent cx="548640" cy="118872"/>
+                  <wp:extent cx="588264" cy="112776"/>
                   <wp:docPr id="40" name="Picture 40"/>
                   <wp:cNvGraphicFramePr>
                     <a:graphicFrameLocks noChangeAspect="1"/>
@@ -3797,7 +3797,7 @@
                     <a:graphicData uri="http://schemas.openxmlformats.org/drawingml/2006/picture">
                       <pic:pic>
                         <pic:nvPicPr>
-                          <pic:cNvPr id="0" name="4ad07372846bd438.png"/>
+                          <pic:cNvPr id="0" name="abd39adf349fdca2.png"/>
                           <pic:cNvPicPr/>
                         </pic:nvPicPr>
                         <pic:blipFill>
@@ -3809,7 +3809,7 @@
                         <pic:spPr>
                           <a:xfrm>
                             <a:off x="0" y="0"/>
-                            <a:ext cx="548640" cy="118872"/>
+                            <a:ext cx="588264" cy="112776"/>
                           </a:xfrm>
                           <a:prstGeom prst="rect"/>
                         </pic:spPr>
@@ -3857,7 +3857,7 @@
             <w:r>
               <w:drawing>
                 <wp:inline xmlns:a="http://schemas.openxmlformats.org/drawingml/2006/main" xmlns:pic="http://schemas.openxmlformats.org/drawingml/2006/picture">
-                  <wp:extent cx="777240" cy="170688"/>
+                  <wp:extent cx="758952" cy="161544"/>
                   <wp:docPr id="41" name="Picture 41"/>
                   <wp:cNvGraphicFramePr>
                     <a:graphicFrameLocks noChangeAspect="1"/>
@@ -3866,7 +3866,7 @@
                     <a:graphicData uri="http://schemas.openxmlformats.org/drawingml/2006/picture">
                       <pic:pic>
                         <pic:nvPicPr>
-                          <pic:cNvPr id="0" name="3401e25ef5ce5792.png"/>
+                          <pic:cNvPr id="0" name="aa6bcf5d74a8007a.png"/>
                           <pic:cNvPicPr/>
                         </pic:nvPicPr>
                         <pic:blipFill>
@@ -3878,7 +3878,7 @@
                         <pic:spPr>
                           <a:xfrm>
                             <a:off x="0" y="0"/>
-                            <a:ext cx="777240" cy="170688"/>
+                            <a:ext cx="758952" cy="161544"/>
                           </a:xfrm>
                           <a:prstGeom prst="rect"/>
                         </pic:spPr>
@@ -3993,7 +3993,7 @@
             <w:r>
               <w:drawing>
                 <wp:inline xmlns:a="http://schemas.openxmlformats.org/drawingml/2006/main" xmlns:pic="http://schemas.openxmlformats.org/drawingml/2006/picture">
-                  <wp:extent cx="655320" cy="204216"/>
+                  <wp:extent cx="637032" cy="195072"/>
                   <wp:docPr id="42" name="Picture 42"/>
                   <wp:cNvGraphicFramePr>
                     <a:graphicFrameLocks noChangeAspect="1"/>
@@ -4002,7 +4002,7 @@
                     <a:graphicData uri="http://schemas.openxmlformats.org/drawingml/2006/picture">
                       <pic:pic>
                         <pic:nvPicPr>
-                          <pic:cNvPr id="0" name="1f61a32cb3333d77.png"/>
+                          <pic:cNvPr id="0" name="8ae14348bcbf4295.png"/>
                           <pic:cNvPicPr/>
                         </pic:nvPicPr>
                         <pic:blipFill>
@@ -4014,7 +4014,7 @@
                         <pic:spPr>
                           <a:xfrm>
                             <a:off x="0" y="0"/>
-                            <a:ext cx="655320" cy="204216"/>
+                            <a:ext cx="637032" cy="195072"/>
                           </a:xfrm>
                           <a:prstGeom prst="rect"/>
                         </pic:spPr>
@@ -4062,7 +4062,7 @@
             <w:r>
               <w:drawing>
                 <wp:inline xmlns:a="http://schemas.openxmlformats.org/drawingml/2006/main" xmlns:pic="http://schemas.openxmlformats.org/drawingml/2006/picture">
-                  <wp:extent cx="914400" cy="204216"/>
+                  <wp:extent cx="868680" cy="195072"/>
                   <wp:docPr id="43" name="Picture 43"/>
                   <wp:cNvGraphicFramePr>
                     <a:graphicFrameLocks noChangeAspect="1"/>
@@ -4071,7 +4071,7 @@
                     <a:graphicData uri="http://schemas.openxmlformats.org/drawingml/2006/picture">
                       <pic:pic>
                         <pic:nvPicPr>
-                          <pic:cNvPr id="0" name="028350205b8ea22e.png"/>
+                          <pic:cNvPr id="0" name="1b87e4c9237c8767.png"/>
                           <pic:cNvPicPr/>
                         </pic:nvPicPr>
                         <pic:blipFill>
@@ -4083,7 +4083,7 @@
                         <pic:spPr>
                           <a:xfrm>
                             <a:off x="0" y="0"/>
-                            <a:ext cx="914400" cy="204216"/>
+                            <a:ext cx="868680" cy="195072"/>
                           </a:xfrm>
                           <a:prstGeom prst="rect"/>
                         </pic:spPr>
@@ -4131,7 +4131,7 @@
             <w:r>
               <w:drawing>
                 <wp:inline xmlns:a="http://schemas.openxmlformats.org/drawingml/2006/main" xmlns:pic="http://schemas.openxmlformats.org/drawingml/2006/picture">
-                  <wp:extent cx="835152" cy="265176"/>
+                  <wp:extent cx="789432" cy="249935"/>
                   <wp:docPr id="44" name="Picture 44"/>
                   <wp:cNvGraphicFramePr>
                     <a:graphicFrameLocks noChangeAspect="1"/>
@@ -4140,7 +4140,7 @@
                     <a:graphicData uri="http://schemas.openxmlformats.org/drawingml/2006/picture">
                       <pic:pic>
                         <pic:nvPicPr>
-                          <pic:cNvPr id="0" name="f4a440b3cb0f25a7.png"/>
+                          <pic:cNvPr id="0" name="be52e441507d38d4.png"/>
                           <pic:cNvPicPr/>
                         </pic:nvPicPr>
                         <pic:blipFill>
@@ -4152,7 +4152,7 @@
                         <pic:spPr>
                           <a:xfrm>
                             <a:off x="0" y="0"/>
-                            <a:ext cx="835152" cy="265176"/>
+                            <a:ext cx="789432" cy="249935"/>
                           </a:xfrm>
                           <a:prstGeom prst="rect"/>
                         </pic:spPr>
@@ -4407,7 +4407,7 @@
             <w:r>
               <w:drawing>
                 <wp:inline xmlns:a="http://schemas.openxmlformats.org/drawingml/2006/main" xmlns:pic="http://schemas.openxmlformats.org/drawingml/2006/picture">
-                  <wp:extent cx="554736" cy="146304"/>
+                  <wp:extent cx="554736" cy="134112"/>
                   <wp:docPr id="45" name="Picture 45"/>
                   <wp:cNvGraphicFramePr>
                     <a:graphicFrameLocks noChangeAspect="1"/>
@@ -4416,7 +4416,7 @@
                     <a:graphicData uri="http://schemas.openxmlformats.org/drawingml/2006/picture">
                       <pic:pic>
                         <pic:nvPicPr>
-                          <pic:cNvPr id="0" name="9febc7e713497aae.png"/>
+                          <pic:cNvPr id="0" name="7d8b95f65635d68c.png"/>
                           <pic:cNvPicPr/>
                         </pic:nvPicPr>
                         <pic:blipFill>
@@ -4428,7 +4428,7 @@
                         <pic:spPr>
                           <a:xfrm>
                             <a:off x="0" y="0"/>
-                            <a:ext cx="554736" cy="146304"/>
+                            <a:ext cx="554736" cy="134112"/>
                           </a:xfrm>
                           <a:prstGeom prst="rect"/>
                         </pic:spPr>
@@ -4674,7 +4674,7 @@
             <w:r>
               <w:drawing>
                 <wp:inline xmlns:a="http://schemas.openxmlformats.org/drawingml/2006/main" xmlns:pic="http://schemas.openxmlformats.org/drawingml/2006/picture">
-                  <wp:extent cx="466344" cy="204216"/>
+                  <wp:extent cx="445008" cy="195072"/>
                   <wp:docPr id="46" name="Picture 46"/>
                   <wp:cNvGraphicFramePr>
                     <a:graphicFrameLocks noChangeAspect="1"/>
@@ -4683,7 +4683,7 @@
                     <a:graphicData uri="http://schemas.openxmlformats.org/drawingml/2006/picture">
                       <pic:pic>
                         <pic:nvPicPr>
-                          <pic:cNvPr id="0" name="a4a5570bcf96386b.png"/>
+                          <pic:cNvPr id="0" name="3566b1c72543253e.png"/>
                           <pic:cNvPicPr/>
                         </pic:nvPicPr>
                         <pic:blipFill>
@@ -4695,7 +4695,7 @@
                         <pic:spPr>
                           <a:xfrm>
                             <a:off x="0" y="0"/>
-                            <a:ext cx="466344" cy="204216"/>
+                            <a:ext cx="445008" cy="195072"/>
                           </a:xfrm>
                           <a:prstGeom prst="rect"/>
                         </pic:spPr>
@@ -4733,7 +4733,7 @@
             <w:r>
               <w:drawing>
                 <wp:inline xmlns:a="http://schemas.openxmlformats.org/drawingml/2006/main" xmlns:pic="http://schemas.openxmlformats.org/drawingml/2006/picture">
-                  <wp:extent cx="344424" cy="204216"/>
+                  <wp:extent cx="344424" cy="195072"/>
                   <wp:docPr id="47" name="Picture 47"/>
                   <wp:cNvGraphicFramePr>
                     <a:graphicFrameLocks noChangeAspect="1"/>
@@ -4742,7 +4742,7 @@
                     <a:graphicData uri="http://schemas.openxmlformats.org/drawingml/2006/picture">
                       <pic:pic>
                         <pic:nvPicPr>
-                          <pic:cNvPr id="0" name="66c74fab1c05a995.png"/>
+                          <pic:cNvPr id="0" name="f9a51adbf572adf7.png"/>
                           <pic:cNvPicPr/>
                         </pic:nvPicPr>
                         <pic:blipFill>
@@ -4754,7 +4754,7 @@
                         <pic:spPr>
                           <a:xfrm>
                             <a:off x="0" y="0"/>
-                            <a:ext cx="344424" cy="204216"/>
+                            <a:ext cx="344424" cy="195072"/>
                           </a:xfrm>
                           <a:prstGeom prst="rect"/>
                         </pic:spPr>
@@ -4792,7 +4792,7 @@
             <w:r>
               <w:drawing>
                 <wp:inline xmlns:a="http://schemas.openxmlformats.org/drawingml/2006/main" xmlns:pic="http://schemas.openxmlformats.org/drawingml/2006/picture">
-                  <wp:extent cx="554736" cy="118872"/>
+                  <wp:extent cx="579120" cy="112776"/>
                   <wp:docPr id="48" name="Picture 48"/>
                   <wp:cNvGraphicFramePr>
                     <a:graphicFrameLocks noChangeAspect="1"/>
@@ -4801,7 +4801,7 @@
                     <a:graphicData uri="http://schemas.openxmlformats.org/drawingml/2006/picture">
                       <pic:pic>
                         <pic:nvPicPr>
-                          <pic:cNvPr id="0" name="17ed3fba114a4e1a.png"/>
+                          <pic:cNvPr id="0" name="0d1351814b203c61.png"/>
                           <pic:cNvPicPr/>
                         </pic:nvPicPr>
                         <pic:blipFill>
@@ -4813,7 +4813,7 @@
                         <pic:spPr>
                           <a:xfrm>
                             <a:off x="0" y="0"/>
-                            <a:ext cx="554736" cy="118872"/>
+                            <a:ext cx="579120" cy="112776"/>
                           </a:xfrm>
                           <a:prstGeom prst="rect"/>
                         </pic:spPr>
@@ -4851,7 +4851,7 @@
             <w:r>
               <w:drawing>
                 <wp:inline xmlns:a="http://schemas.openxmlformats.org/drawingml/2006/main" xmlns:pic="http://schemas.openxmlformats.org/drawingml/2006/picture">
-                  <wp:extent cx="344424" cy="219456"/>
+                  <wp:extent cx="323088" cy="201168"/>
                   <wp:docPr id="49" name="Picture 49"/>
                   <wp:cNvGraphicFramePr>
                     <a:graphicFrameLocks noChangeAspect="1"/>
@@ -4860,7 +4860,7 @@
                     <a:graphicData uri="http://schemas.openxmlformats.org/drawingml/2006/picture">
                       <pic:pic>
                         <pic:nvPicPr>
-                          <pic:cNvPr id="0" name="862c6d0348b90695.png"/>
+                          <pic:cNvPr id="0" name="d679a5329de0d89d.png"/>
                           <pic:cNvPicPr/>
                         </pic:nvPicPr>
                         <pic:blipFill>
@@ -4872,7 +4872,7 @@
                         <pic:spPr>
                           <a:xfrm>
                             <a:off x="0" y="0"/>
-                            <a:ext cx="344424" cy="219456"/>
+                            <a:ext cx="323088" cy="201168"/>
                           </a:xfrm>
                           <a:prstGeom prst="rect"/>
                         </pic:spPr>
@@ -4910,7 +4910,7 @@
             <w:r>
               <w:drawing>
                 <wp:inline xmlns:a="http://schemas.openxmlformats.org/drawingml/2006/main" xmlns:pic="http://schemas.openxmlformats.org/drawingml/2006/picture">
-                  <wp:extent cx="655320" cy="204216"/>
+                  <wp:extent cx="633984" cy="195072"/>
                   <wp:docPr id="50" name="Picture 50"/>
                   <wp:cNvGraphicFramePr>
                     <a:graphicFrameLocks noChangeAspect="1"/>
@@ -4919,7 +4919,7 @@
                     <a:graphicData uri="http://schemas.openxmlformats.org/drawingml/2006/picture">
                       <pic:pic>
                         <pic:nvPicPr>
-                          <pic:cNvPr id="0" name="972a0d634f6078bd.png"/>
+                          <pic:cNvPr id="0" name="6fc23b36f063c9ee.png"/>
                           <pic:cNvPicPr/>
                         </pic:nvPicPr>
                         <pic:blipFill>
@@ -4931,7 +4931,7 @@
                         <pic:spPr>
                           <a:xfrm>
                             <a:off x="0" y="0"/>
-                            <a:ext cx="655320" cy="204216"/>
+                            <a:ext cx="633984" cy="195072"/>
                           </a:xfrm>
                           <a:prstGeom prst="rect"/>
                         </pic:spPr>
@@ -4969,7 +4969,7 @@
             <w:r>
               <w:drawing>
                 <wp:inline xmlns:a="http://schemas.openxmlformats.org/drawingml/2006/main" xmlns:pic="http://schemas.openxmlformats.org/drawingml/2006/picture">
-                  <wp:extent cx="280416" cy="231648"/>
+                  <wp:extent cx="286512" cy="216408"/>
                   <wp:docPr id="51" name="Picture 51"/>
                   <wp:cNvGraphicFramePr>
                     <a:graphicFrameLocks noChangeAspect="1"/>
@@ -4978,7 +4978,7 @@
                     <a:graphicData uri="http://schemas.openxmlformats.org/drawingml/2006/picture">
                       <pic:pic>
                         <pic:nvPicPr>
-                          <pic:cNvPr id="0" name="db8f85c446e84b16.png"/>
+                          <pic:cNvPr id="0" name="0e63237743b73861.png"/>
                           <pic:cNvPicPr/>
                         </pic:nvPicPr>
                         <pic:blipFill>
@@ -4990,7 +4990,7 @@
                         <pic:spPr>
                           <a:xfrm>
                             <a:off x="0" y="0"/>
-                            <a:ext cx="280416" cy="231648"/>
+                            <a:ext cx="286512" cy="216408"/>
                           </a:xfrm>
                           <a:prstGeom prst="rect"/>
                         </pic:spPr>
@@ -5078,7 +5078,7 @@
             <w:r>
               <w:drawing>
                 <wp:inline xmlns:a="http://schemas.openxmlformats.org/drawingml/2006/main" xmlns:pic="http://schemas.openxmlformats.org/drawingml/2006/picture">
-                  <wp:extent cx="2188464" cy="204216"/>
+                  <wp:extent cx="2185416" cy="195072"/>
                   <wp:docPr id="52" name="Picture 52"/>
                   <wp:cNvGraphicFramePr>
                     <a:graphicFrameLocks noChangeAspect="1"/>
@@ -5087,7 +5087,7 @@
                     <a:graphicData uri="http://schemas.openxmlformats.org/drawingml/2006/picture">
                       <pic:pic>
                         <pic:nvPicPr>
-                          <pic:cNvPr id="0" name="5ce16d40b9e81ea5.png"/>
+                          <pic:cNvPr id="0" name="34b56871cd686d37.png"/>
                           <pic:cNvPicPr/>
                         </pic:nvPicPr>
                         <pic:blipFill>
@@ -5099,7 +5099,7 @@
                         <pic:spPr>
                           <a:xfrm>
                             <a:off x="0" y="0"/>
-                            <a:ext cx="2188464" cy="204216"/>
+                            <a:ext cx="2185416" cy="195072"/>
                           </a:xfrm>
                           <a:prstGeom prst="rect"/>
                         </pic:spPr>
@@ -5613,7 +5613,7 @@
       <w:spacing w:after="0"/>
     </w:pPr>
     <w:rPr>
-      <w:rFonts w:ascii="Times New Roman" w:hAnsi="Times New Roman" w:eastAsia="Times New Roman"/>
+      <w:rFonts w:ascii="Lexend" w:hAnsi="Lexend" w:eastAsia="Lexend"/>
       <w:color w:val="1A1A1A"/>
       <w:sz w:val="22"/>
     </w:rPr>
